--- a/docs/Research_moonlightWarehouse.docx
+++ b/docs/Research_moonlightWarehouse.docx
@@ -54,6 +54,10 @@
     <w:p>
       <w:pPr>
         <w:pStyle w:val="Heading1"/>
+        <w:numPr>
+          <w:ilvl w:val="0"/>
+          <w:numId w:val="7"/>
+        </w:numPr>
         <w:rPr>
           <w:rFonts w:ascii="Arial" w:hAnsi="Arial" w:cs="Arial"/>
         </w:rPr>
@@ -79,15 +83,7 @@
           <w:sz w:val="22"/>
           <w:szCs w:val="22"/>
         </w:rPr>
-        <w:t xml:space="preserve">This market research reviews current warehouse and inventory management platforms to identify the features, workflows, and business </w:t>
-      </w:r>
-      <w:r>
-        <w:rPr>
-          <w:rFonts w:ascii="Arial" w:hAnsi="Arial" w:cs="Arial"/>
-          <w:sz w:val="22"/>
-          <w:szCs w:val="22"/>
-        </w:rPr>
-        <w:t xml:space="preserve">expectations most relevant to the Moonlight Warehouse Inventory Management System. The analysis focuses on four widely used reference products: </w:t>
+        <w:t xml:space="preserve">This market research reviews current warehouse and inventory management platforms to identify the features, workflows, and business expectations most relevant to the Moonlight Warehouse Inventory Management System. The analysis focuses on four widely used reference products: </w:t>
       </w:r>
       <w:proofErr w:type="spellStart"/>
       <w:r>
@@ -105,23 +101,7 @@
           <w:sz w:val="22"/>
           <w:szCs w:val="22"/>
         </w:rPr>
-        <w:t xml:space="preserve"> Inventory, Odoo Inventory, Cin7, and NetSuite Inventory/WMS. Across these systems, several patterns appear </w:t>
-      </w:r>
-      <w:r>
-        <w:rPr>
-          <w:rFonts w:ascii="Arial" w:hAnsi="Arial" w:cs="Arial"/>
-          <w:sz w:val="22"/>
-          <w:szCs w:val="22"/>
-        </w:rPr>
-        <w:t xml:space="preserve">consistently: real-time stock visibility, batch or lot traceability, low-stock and reorder support, supplier awareness, role-based access control, and operational reporting. These patterns indicate the minimum capability set expected of a modern warehouse </w:t>
-      </w:r>
-      <w:r>
-        <w:rPr>
-          <w:rFonts w:ascii="Arial" w:hAnsi="Arial" w:cs="Arial"/>
-          <w:sz w:val="22"/>
-          <w:szCs w:val="22"/>
-        </w:rPr>
-        <w:t>inventory platform.</w:t>
+        <w:t xml:space="preserve"> Inventory, Odoo Inventory, Cin7, and NetSuite Inventory/WMS. Across these systems, several patterns appear consistently: real-time stock visibility, batch or lot traceability, low-stock and reorder support, supplier awareness, role-based access control, and operational reporting. These patterns indicate the minimum capability set expected of a modern warehouse inventory platform.</w:t>
       </w:r>
       <w:r>
         <w:rPr>
@@ -138,22 +118,7 @@
           <w:szCs w:val="22"/>
         </w:rPr>
         <w:br/>
-      </w:r>
-      <w:r>
-        <w:rPr>
-          <w:rFonts w:ascii="Arial" w:hAnsi="Arial" w:cs="Arial"/>
-          <w:sz w:val="22"/>
-          <w:szCs w:val="22"/>
-        </w:rPr>
-        <w:t>For Moonlight, the strongest insight is that the project does not need to reproduce a full enterprise ERP. Instead, it should deliver a focused system that supports secure user access, product and supplier management, inventory quantit</w:t>
-      </w:r>
-      <w:r>
-        <w:rPr>
-          <w:rFonts w:ascii="Arial" w:hAnsi="Arial" w:cs="Arial"/>
-          <w:sz w:val="22"/>
-          <w:szCs w:val="22"/>
-        </w:rPr>
-        <w:t>ies, stock movement history, batch and expiry visibility, and alert-driven decision support. This research therefore justifies a practical and scoped solution that aligns both with market expectations and with the academic capstone boundary.</w:t>
+        <w:t>For Moonlight, the strongest insight is that the project does not need to reproduce a full enterprise ERP. Instead, it should deliver a focused system that supports secure user access, product and supplier management, inventory quantities, stock movement history, batch and expiry visibility, and alert-driven decision support. This research therefore justifies a practical and scoped solution that aligns both with market expectations and with the academic capstone boundary.</w:t>
       </w:r>
     </w:p>
     <w:p>
@@ -166,46 +131,36 @@
     <w:p>
       <w:pPr>
         <w:pStyle w:val="Heading1"/>
-        <w:rPr>
-          <w:rFonts w:ascii="Arial" w:hAnsi="Arial" w:cs="Arial"/>
-        </w:rPr>
-      </w:pPr>
-      <w:r>
-        <w:rPr>
-          <w:rFonts w:ascii="Arial" w:hAnsi="Arial" w:cs="Arial"/>
-        </w:rPr>
-        <w:t>Research O</w:t>
-      </w:r>
-      <w:r>
-        <w:rPr>
-          <w:rFonts w:ascii="Arial" w:hAnsi="Arial" w:cs="Arial"/>
-        </w:rPr>
-        <w:t>bjective</w:t>
-      </w:r>
-    </w:p>
-    <w:p>
-      <w:pPr>
-        <w:rPr>
-          <w:rFonts w:ascii="Arial" w:hAnsi="Arial" w:cs="Arial"/>
-          <w:sz w:val="22"/>
-          <w:szCs w:val="22"/>
-        </w:rPr>
-      </w:pPr>
-      <w:r>
-        <w:rPr>
-          <w:rFonts w:ascii="Arial" w:hAnsi="Arial" w:cs="Arial"/>
-          <w:sz w:val="22"/>
-          <w:szCs w:val="22"/>
-        </w:rPr>
-        <w:t>The objective of this document is to evaluate current warehouse and inventory management platforms, identify the features that repeatedly appear across the market, and determine which capabilities are most appropriate for the Moonlight Warehouse I</w:t>
-      </w:r>
-      <w:r>
-        <w:rPr>
-          <w:rFonts w:ascii="Arial" w:hAnsi="Arial" w:cs="Arial"/>
-          <w:sz w:val="22"/>
-          <w:szCs w:val="22"/>
-        </w:rPr>
-        <w:t>nventory Management System. The document also helps justify the project’s business value and supports upcoming work on the business problem specification and system requirements.</w:t>
+        <w:numPr>
+          <w:ilvl w:val="0"/>
+          <w:numId w:val="7"/>
+        </w:numPr>
+        <w:rPr>
+          <w:rFonts w:ascii="Arial" w:hAnsi="Arial" w:cs="Arial"/>
+        </w:rPr>
+      </w:pPr>
+      <w:r>
+        <w:rPr>
+          <w:rFonts w:ascii="Arial" w:hAnsi="Arial" w:cs="Arial"/>
+        </w:rPr>
+        <w:t>Research Objective</w:t>
+      </w:r>
+    </w:p>
+    <w:p>
+      <w:pPr>
+        <w:rPr>
+          <w:rFonts w:ascii="Arial" w:hAnsi="Arial" w:cs="Arial"/>
+          <w:sz w:val="22"/>
+          <w:szCs w:val="22"/>
+        </w:rPr>
+      </w:pPr>
+      <w:r>
+        <w:rPr>
+          <w:rFonts w:ascii="Arial" w:hAnsi="Arial" w:cs="Arial"/>
+          <w:sz w:val="22"/>
+          <w:szCs w:val="22"/>
+        </w:rPr>
+        <w:t>The objective of this document is to evaluate current warehouse and inventory management platforms, identify the features that repeatedly appear across the market, and determine which capabilities are most appropriate for the Moonlight Warehouse Inventory Management System. The document also helps justify the project’s business value and supports upcoming work on the business problem specification and system requirements.</w:t>
       </w:r>
     </w:p>
     <w:p>
@@ -218,10 +173,20 @@
     <w:p>
       <w:pPr>
         <w:pStyle w:val="Heading1"/>
-        <w:rPr>
-          <w:rFonts w:ascii="Arial" w:hAnsi="Arial" w:cs="Arial"/>
-        </w:rPr>
-      </w:pPr>
+        <w:numPr>
+          <w:ilvl w:val="0"/>
+          <w:numId w:val="0"/>
+        </w:numPr>
+        <w:rPr>
+          <w:rFonts w:ascii="Arial" w:hAnsi="Arial" w:cs="Arial"/>
+        </w:rPr>
+      </w:pPr>
+      <w:r>
+        <w:rPr>
+          <w:rFonts w:ascii="Arial" w:hAnsi="Arial" w:cs="Arial"/>
+        </w:rPr>
+        <w:t xml:space="preserve">3. </w:t>
+      </w:r>
       <w:r>
         <w:rPr>
           <w:rFonts w:ascii="Arial" w:hAnsi="Arial" w:cs="Arial"/>
@@ -243,101 +208,89 @@
           <w:sz w:val="22"/>
           <w:szCs w:val="22"/>
         </w:rPr>
-        <w:t>Inventory management software has evolved from simple stoc</w:t>
-      </w:r>
-      <w:r>
-        <w:rPr>
-          <w:rFonts w:ascii="Arial" w:hAnsi="Arial" w:cs="Arial"/>
-          <w:sz w:val="22"/>
-          <w:szCs w:val="22"/>
-        </w:rPr>
-        <w:t>k lists into platforms that support real-time visibility, traceability, replenishment control, and role-based operations. Warehouse-oriented systems add stronger support for internal logistics, such as warehouse transfers, location control, batch handling,</w:t>
-      </w:r>
-      <w:r>
-        <w:rPr>
-          <w:rFonts w:ascii="Arial" w:hAnsi="Arial" w:cs="Arial"/>
-          <w:sz w:val="22"/>
-          <w:szCs w:val="22"/>
-        </w:rPr>
-        <w:t xml:space="preserve"> stock movements, and operational dashboards. Public vendor materials from current platforms show that businesses now expect accurate inventory counts, centralized visibility, and support for decision-making rather than static record keeping alone</w:t>
-      </w:r>
-      <w:r>
-        <w:rPr>
-          <w:rFonts w:ascii="Arial" w:hAnsi="Arial" w:cs="Arial"/>
-          <w:sz w:val="22"/>
-          <w:szCs w:val="22"/>
+        <w:t>Inventory management software has evolved from simple stock lists into platforms that support real-time visibility, traceability, replenishment control, and role-based operations. Warehouse-oriented systems add stronger support for internal logistics, such as warehouse transfers, location control, batch handling, stock movements, and operational dashboards. Public vendor materials from current platforms show that businesses now expect accurate inventory counts, centralized visibility, and support for decision-making rather than static record keeping alone.</w:t>
+      </w:r>
+    </w:p>
+    <w:p>
+      <w:pPr>
+        <w:rPr>
+          <w:rFonts w:ascii="Arial" w:hAnsi="Arial" w:cs="Arial"/>
+          <w:sz w:val="22"/>
+          <w:szCs w:val="22"/>
+        </w:rPr>
+      </w:pPr>
+      <w:r>
+        <w:rPr>
+          <w:rFonts w:ascii="Arial" w:hAnsi="Arial" w:cs="Arial"/>
+          <w:sz w:val="22"/>
+          <w:szCs w:val="22"/>
+        </w:rPr>
+        <w:t>This distinction is important for Moonlight. The project is not just a product list or database exercise; it sits between classic inventory management and warehouse execution. That means the final system should provide stock visibility and management functions while also supporting practical warehouse workflows such as stock in, stock out, damage tracking, and monitoring of batch-based or perishable items.</w:t>
+      </w:r>
+    </w:p>
+    <w:p>
+      <w:pPr>
+        <w:rPr>
+          <w:rFonts w:ascii="Arial" w:hAnsi="Arial" w:cs="Arial"/>
+          <w:sz w:val="22"/>
+          <w:szCs w:val="22"/>
+        </w:rPr>
+      </w:pPr>
+      <w:r>
+        <w:rPr>
+          <w:rFonts w:ascii="Arial" w:hAnsi="Arial" w:cs="Arial"/>
+          <w:sz w:val="22"/>
+          <w:szCs w:val="22"/>
+        </w:rPr>
+        <w:br w:type="page"/>
+      </w:r>
+    </w:p>
+    <w:p>
+      <w:pPr>
+        <w:pStyle w:val="Heading1"/>
+        <w:numPr>
+          <w:ilvl w:val="0"/>
+          <w:numId w:val="0"/>
+        </w:numPr>
+        <w:rPr>
+          <w:rFonts w:ascii="Arial" w:hAnsi="Arial" w:cs="Arial"/>
+        </w:rPr>
+      </w:pPr>
+      <w:r>
+        <w:rPr>
+          <w:rFonts w:ascii="Arial" w:hAnsi="Arial" w:cs="Arial"/>
+        </w:rPr>
+        <w:lastRenderedPageBreak/>
+        <w:t>4</w:t>
+      </w:r>
+      <w:r>
+        <w:rPr>
+          <w:rFonts w:ascii="Arial" w:hAnsi="Arial" w:cs="Arial"/>
+          <w:b w:val="0"/>
+          <w:bCs w:val="0"/>
         </w:rPr>
         <w:t>.</w:t>
       </w:r>
-    </w:p>
-    <w:p>
-      <w:pPr>
-        <w:rPr>
-          <w:rFonts w:ascii="Arial" w:hAnsi="Arial" w:cs="Arial"/>
-          <w:sz w:val="22"/>
-          <w:szCs w:val="22"/>
-        </w:rPr>
-      </w:pPr>
-      <w:r>
-        <w:rPr>
-          <w:rFonts w:ascii="Arial" w:hAnsi="Arial" w:cs="Arial"/>
-          <w:sz w:val="22"/>
-          <w:szCs w:val="22"/>
-        </w:rPr>
-        <w:t>This distinction is important for Moonlight. The project is not just a product list or database exercise; it sits between classic inventory management and warehouse execution. That means the final system should provide stock visibility and management</w:t>
-      </w:r>
-      <w:r>
-        <w:rPr>
-          <w:rFonts w:ascii="Arial" w:hAnsi="Arial" w:cs="Arial"/>
-          <w:sz w:val="22"/>
-          <w:szCs w:val="22"/>
-        </w:rPr>
-        <w:t xml:space="preserve"> functions while also supporting practical warehouse workflows such as stock in, stock out, damage tracking, and monitoring of batch-based or perishable items</w:t>
-      </w:r>
-      <w:r>
-        <w:rPr>
-          <w:rFonts w:ascii="Arial" w:hAnsi="Arial" w:cs="Arial"/>
-          <w:sz w:val="22"/>
-          <w:szCs w:val="22"/>
-        </w:rPr>
-        <w:t>.</w:t>
-      </w:r>
-    </w:p>
-    <w:p>
-      <w:pPr>
-        <w:rPr>
-          <w:rFonts w:ascii="Arial" w:hAnsi="Arial" w:cs="Arial"/>
-          <w:sz w:val="22"/>
-          <w:szCs w:val="22"/>
-        </w:rPr>
-      </w:pPr>
-      <w:r>
-        <w:rPr>
-          <w:rFonts w:ascii="Arial" w:hAnsi="Arial" w:cs="Arial"/>
-          <w:sz w:val="22"/>
-          <w:szCs w:val="22"/>
-        </w:rPr>
-        <w:br w:type="page"/>
-      </w:r>
-    </w:p>
-    <w:p>
-      <w:pPr>
-        <w:pStyle w:val="Heading1"/>
-        <w:rPr>
-          <w:rFonts w:ascii="Arial" w:hAnsi="Arial" w:cs="Arial"/>
-        </w:rPr>
-      </w:pPr>
-      <w:r>
-        <w:rPr>
-          <w:rFonts w:ascii="Arial" w:hAnsi="Arial" w:cs="Arial"/>
-        </w:rPr>
-        <w:lastRenderedPageBreak/>
+      <w:r>
+        <w:rPr>
+          <w:rFonts w:ascii="Arial" w:hAnsi="Arial" w:cs="Arial"/>
+        </w:rPr>
+        <w:t xml:space="preserve"> </w:t>
+      </w:r>
+      <w:r>
+        <w:rPr>
+          <w:rFonts w:ascii="Arial" w:hAnsi="Arial" w:cs="Arial"/>
+        </w:rPr>
         <w:t>Competitor Review</w:t>
       </w:r>
     </w:p>
     <w:p>
       <w:pPr>
         <w:pStyle w:val="Heading2"/>
+        <w:numPr>
+          <w:ilvl w:val="0"/>
+          <w:numId w:val="0"/>
+        </w:numPr>
         <w:rPr>
           <w:rFonts w:ascii="Arial" w:hAnsi="Arial" w:cs="Arial"/>
         </w:rPr>
@@ -387,31 +340,7 @@
           <w:sz w:val="22"/>
           <w:szCs w:val="22"/>
         </w:rPr>
-        <w:t xml:space="preserve"> Inventory presents a clear example of a </w:t>
-      </w:r>
-      <w:r>
-        <w:rPr>
-          <w:rFonts w:ascii="Arial" w:hAnsi="Arial" w:cs="Arial"/>
-          <w:sz w:val="22"/>
-          <w:szCs w:val="22"/>
-        </w:rPr>
-        <w:t>cloud-based inventory platform designed around operational visibility. Public product pages highlight barcode/RFID tracking, batch and serial tracking, reorder points, low-stock alerts, stock adjustments, instant reports, and customizable user roles and pe</w:t>
-      </w:r>
-      <w:r>
-        <w:rPr>
-          <w:rFonts w:ascii="Arial" w:hAnsi="Arial" w:cs="Arial"/>
-          <w:sz w:val="22"/>
-          <w:szCs w:val="22"/>
-        </w:rPr>
-        <w:t>rmissions</w:t>
-      </w:r>
-      <w:r>
-        <w:rPr>
-          <w:rFonts w:ascii="Arial" w:hAnsi="Arial" w:cs="Arial"/>
-          <w:sz w:val="22"/>
-          <w:szCs w:val="22"/>
-        </w:rPr>
-        <w:t xml:space="preserve">. </w:t>
+        <w:t xml:space="preserve"> Inventory presents a clear example of a cloud-based inventory platform designed around operational visibility. Public product pages highlight barcode/RFID tracking, batch and serial tracking, reorder points, low-stock alerts, stock adjustments, instant reports, and customizable user roles and permissions. </w:t>
       </w:r>
       <w:proofErr w:type="spellStart"/>
       <w:r>
@@ -429,15 +358,7 @@
           <w:sz w:val="22"/>
           <w:szCs w:val="22"/>
         </w:rPr>
-        <w:t xml:space="preserve"> warehouse pages also describe stock transfer workflows that preserve batch-level movement history across warehouses</w:t>
-      </w:r>
-      <w:r>
-        <w:rPr>
-          <w:rFonts w:ascii="Arial" w:hAnsi="Arial" w:cs="Arial"/>
-          <w:sz w:val="22"/>
-          <w:szCs w:val="22"/>
-        </w:rPr>
-        <w:t>.</w:t>
+        <w:t xml:space="preserve"> warehouse pages also describe stock transfer workflows that preserve batch-level movement history across warehouses.</w:t>
       </w:r>
     </w:p>
     <w:p>
@@ -472,31 +393,7 @@
           <w:sz w:val="22"/>
           <w:szCs w:val="22"/>
         </w:rPr>
-        <w:t xml:space="preserve"> is the most directly relevant benchmark because it combines the exact feature set expected in</w:t>
-      </w:r>
-      <w:r>
-        <w:rPr>
-          <w:rFonts w:ascii="Arial" w:hAnsi="Arial" w:cs="Arial"/>
-          <w:sz w:val="22"/>
-          <w:szCs w:val="22"/>
-        </w:rPr>
-        <w:t xml:space="preserve"> a practical warehouse inventory system: products, warehouses, traceability, alerts, reports, and role-based access. Its main limitation as a comparison point is that it still offers a much larger commercial ecosystem than this project needs. Moonlight sho</w:t>
-      </w:r>
-      <w:r>
-        <w:rPr>
-          <w:rFonts w:ascii="Arial" w:hAnsi="Arial" w:cs="Arial"/>
-          <w:sz w:val="22"/>
-          <w:szCs w:val="22"/>
-        </w:rPr>
-        <w:t>uld therefore adopt its core operational ideas without attempting to match the breadth of a paid SaaS platform</w:t>
-      </w:r>
-      <w:r>
-        <w:rPr>
-          <w:rFonts w:ascii="Arial" w:hAnsi="Arial" w:cs="Arial"/>
-          <w:sz w:val="22"/>
-          <w:szCs w:val="22"/>
-        </w:rPr>
-        <w:t>.</w:t>
+        <w:t xml:space="preserve"> is the most directly relevant benchmark because it combines the exact feature set expected in a practical warehouse inventory system: products, warehouses, traceability, alerts, reports, and role-based access. Its main limitation as a comparison point is that it still offers a much larger commercial ecosystem than this project needs. Moonlight should therefore adopt its core operational ideas without attempting to match the breadth of a paid SaaS platform.</w:t>
       </w:r>
     </w:p>
     <w:p>
@@ -557,6 +454,10 @@
     <w:p>
       <w:pPr>
         <w:pStyle w:val="Heading2"/>
+        <w:numPr>
+          <w:ilvl w:val="0"/>
+          <w:numId w:val="0"/>
+        </w:numPr>
         <w:rPr>
           <w:rFonts w:ascii="Arial" w:hAnsi="Arial" w:cs="Arial"/>
         </w:rPr>
@@ -588,128 +489,24 @@
           <w:sz w:val="22"/>
           <w:szCs w:val="22"/>
         </w:rPr>
-        <w:t xml:space="preserve">Odoo Inventory represents a broader ERP-style environment. Official documentation shows support for lots and serial numbers, </w:t>
-      </w:r>
-      <w:r>
-        <w:rPr>
-          <w:rFonts w:ascii="Arial" w:hAnsi="Arial" w:cs="Arial"/>
-          <w:sz w:val="22"/>
-          <w:szCs w:val="22"/>
-        </w:rPr>
-        <w:t>expiration-date monitoring, and visibility of expiry-based groupings for perishable products</w:t>
-      </w:r>
-      <w:r>
-        <w:rPr>
-          <w:rFonts w:ascii="Arial" w:hAnsi="Arial" w:cs="Arial"/>
-          <w:sz w:val="22"/>
-          <w:szCs w:val="22"/>
-        </w:rPr>
-        <w:t>. These features demonstrate that traceability and expiry monitoring are not niche extras; they are standard capabilities in systems that manage real stock u</w:t>
-      </w:r>
-      <w:r>
-        <w:rPr>
-          <w:rFonts w:ascii="Arial" w:hAnsi="Arial" w:cs="Arial"/>
-          <w:sz w:val="22"/>
-          <w:szCs w:val="22"/>
-        </w:rPr>
-        <w:t>nder operational conditions.</w:t>
-      </w:r>
-    </w:p>
-    <w:p>
-      <w:pPr>
-        <w:rPr>
-          <w:rFonts w:ascii="Arial" w:hAnsi="Arial" w:cs="Arial"/>
-          <w:sz w:val="22"/>
-          <w:szCs w:val="22"/>
-        </w:rPr>
-      </w:pPr>
-      <w:r>
-        <w:rPr>
-          <w:rFonts w:ascii="Arial" w:hAnsi="Arial" w:cs="Arial"/>
-          <w:sz w:val="22"/>
-          <w:szCs w:val="22"/>
-        </w:rPr>
-        <w:t>Odoo is useful to Moonlight as evidence that warehouse inventory systems often need to support both product records and traceability logic. However, Odoo also illustrates the risk of overexpanding scope. Its full ecosystem exte</w:t>
-      </w:r>
-      <w:r>
-        <w:rPr>
-          <w:rFonts w:ascii="Arial" w:hAnsi="Arial" w:cs="Arial"/>
-          <w:sz w:val="22"/>
-          <w:szCs w:val="22"/>
-        </w:rPr>
-        <w:t>nds into manufacturing, procurement, and ERP workflows. For Moonlight, the most relevant lessons are batch support, expiration visibility, and process-backed inventory control rather than full suite int</w:t>
-      </w:r>
-      <w:r>
-        <w:rPr>
-          <w:rFonts w:ascii="Arial" w:hAnsi="Arial" w:cs="Arial"/>
-          <w:sz w:val="22"/>
-          <w:szCs w:val="22"/>
-        </w:rPr>
-        <w:t>e</w:t>
-      </w:r>
-      <w:r>
-        <w:rPr>
-          <w:rFonts w:ascii="Arial" w:hAnsi="Arial" w:cs="Arial"/>
-          <w:sz w:val="22"/>
-          <w:szCs w:val="22"/>
-        </w:rPr>
-        <w:t>g</w:t>
-      </w:r>
-      <w:r>
-        <w:rPr>
-          <w:rFonts w:ascii="Arial" w:hAnsi="Arial" w:cs="Arial"/>
-          <w:sz w:val="22"/>
-          <w:szCs w:val="22"/>
-        </w:rPr>
-        <w:t>r</w:t>
-      </w:r>
-      <w:r>
-        <w:rPr>
-          <w:rFonts w:ascii="Arial" w:hAnsi="Arial" w:cs="Arial"/>
-          <w:sz w:val="22"/>
-          <w:szCs w:val="22"/>
-        </w:rPr>
-        <w:t>a</w:t>
-      </w:r>
-      <w:r>
-        <w:rPr>
-          <w:rFonts w:ascii="Arial" w:hAnsi="Arial" w:cs="Arial"/>
-          <w:sz w:val="22"/>
-          <w:szCs w:val="22"/>
-        </w:rPr>
-        <w:t>t</w:t>
-      </w:r>
-      <w:r>
-        <w:rPr>
-          <w:rFonts w:ascii="Arial" w:hAnsi="Arial" w:cs="Arial"/>
-          <w:sz w:val="22"/>
-          <w:szCs w:val="22"/>
-        </w:rPr>
-        <w:t>i</w:t>
-      </w:r>
-      <w:r>
-        <w:rPr>
-          <w:rFonts w:ascii="Arial" w:hAnsi="Arial" w:cs="Arial"/>
-          <w:sz w:val="22"/>
-          <w:szCs w:val="22"/>
-        </w:rPr>
-        <w:t>o</w:t>
-      </w:r>
-      <w:r>
-        <w:rPr>
-          <w:rFonts w:ascii="Arial" w:hAnsi="Arial" w:cs="Arial"/>
-          <w:sz w:val="22"/>
-          <w:szCs w:val="22"/>
-        </w:rPr>
-        <w:t>n</w:t>
-      </w:r>
-      <w:r>
-        <w:rPr>
-          <w:rFonts w:ascii="Arial" w:hAnsi="Arial" w:cs="Arial"/>
-          <w:sz w:val="22"/>
-          <w:szCs w:val="22"/>
-        </w:rPr>
-        <w:t>.</w:t>
+        <w:t>Odoo Inventory represents a broader ERP-style environment. Official documentation shows support for lots and serial numbers, expiration-date monitoring, and visibility of expiry-based groupings for perishable products. These features demonstrate that traceability and expiry monitoring are not niche extras; they are standard capabilities in systems that manage real stock under operational conditions.</w:t>
+      </w:r>
+    </w:p>
+    <w:p>
+      <w:pPr>
+        <w:rPr>
+          <w:rFonts w:ascii="Arial" w:hAnsi="Arial" w:cs="Arial"/>
+          <w:sz w:val="22"/>
+          <w:szCs w:val="22"/>
+        </w:rPr>
+      </w:pPr>
+      <w:r>
+        <w:rPr>
+          <w:rFonts w:ascii="Arial" w:hAnsi="Arial" w:cs="Arial"/>
+          <w:sz w:val="22"/>
+          <w:szCs w:val="22"/>
+        </w:rPr>
+        <w:t>Odoo is useful to Moonlight as evidence that warehouse inventory systems often need to support both product records and traceability logic. However, Odoo also illustrates the risk of overexpanding scope. Its full ecosystem extends into manufacturing, procurement, and ERP workflows. For Moonlight, the most relevant lessons are batch support, expiration visibility, and process-backed inventory control rather than full suite integration.</w:t>
       </w:r>
     </w:p>
     <w:p>
@@ -770,6 +567,10 @@
     <w:p>
       <w:pPr>
         <w:pStyle w:val="Heading2"/>
+        <w:numPr>
+          <w:ilvl w:val="0"/>
+          <w:numId w:val="0"/>
+        </w:numPr>
         <w:rPr>
           <w:rFonts w:ascii="Arial" w:hAnsi="Arial" w:cs="Arial"/>
         </w:rPr>
@@ -801,56 +602,24 @@
           <w:sz w:val="22"/>
           <w:szCs w:val="22"/>
         </w:rPr>
-        <w:t>Cin7 emphasizes real-time visibilit</w:t>
-      </w:r>
-      <w:r>
-        <w:rPr>
-          <w:rFonts w:ascii="Arial" w:hAnsi="Arial" w:cs="Arial"/>
-          <w:sz w:val="22"/>
-          <w:szCs w:val="22"/>
-        </w:rPr>
-        <w:t>y and multi-location inventory awareness. Public materials describe instant visibility across products and components, stock tracking across locations, and data-driven decision support</w:t>
-      </w:r>
-      <w:r>
-        <w:rPr>
-          <w:rFonts w:ascii="Arial" w:hAnsi="Arial" w:cs="Arial"/>
-          <w:sz w:val="22"/>
-          <w:szCs w:val="22"/>
-        </w:rPr>
-        <w:t>. Cin7 also frames modern inventory software as a replacement for</w:t>
-      </w:r>
-      <w:r>
-        <w:rPr>
-          <w:rFonts w:ascii="Arial" w:hAnsi="Arial" w:cs="Arial"/>
-          <w:sz w:val="22"/>
-          <w:szCs w:val="22"/>
-        </w:rPr>
-        <w:t xml:space="preserve"> spreadsheets and fragmented processes, highlighting the practical business value of centralized stock data.</w:t>
-      </w:r>
-    </w:p>
-    <w:p>
-      <w:pPr>
-        <w:rPr>
-          <w:rFonts w:ascii="Arial" w:hAnsi="Arial" w:cs="Arial"/>
-          <w:sz w:val="22"/>
-          <w:szCs w:val="22"/>
-        </w:rPr>
-      </w:pPr>
-      <w:r>
-        <w:rPr>
-          <w:rFonts w:ascii="Arial" w:hAnsi="Arial" w:cs="Arial"/>
-          <w:sz w:val="22"/>
-          <w:szCs w:val="22"/>
-        </w:rPr>
-        <w:t>This is highly relevant for Moonlight because a core problem in warehouse environments is poor visibility into what is available, reserved, or dama</w:t>
-      </w:r>
-      <w:r>
-        <w:rPr>
-          <w:rFonts w:ascii="Arial" w:hAnsi="Arial" w:cs="Arial"/>
-          <w:sz w:val="22"/>
-          <w:szCs w:val="22"/>
-        </w:rPr>
-        <w:t xml:space="preserve">ged. Cin7’s positioning reinforces </w:t>
+        <w:t>Cin7 emphasizes real-time visibility and multi-location inventory awareness. Public materials describe instant visibility across products and components, stock tracking across locations, and data-driven decision support. Cin7 also frames modern inventory software as a replacement for spreadsheets and fragmented processes, highlighting the practical business value of centralized stock data.</w:t>
+      </w:r>
+    </w:p>
+    <w:p>
+      <w:pPr>
+        <w:rPr>
+          <w:rFonts w:ascii="Arial" w:hAnsi="Arial" w:cs="Arial"/>
+          <w:sz w:val="22"/>
+          <w:szCs w:val="22"/>
+        </w:rPr>
+      </w:pPr>
+      <w:r>
+        <w:rPr>
+          <w:rFonts w:ascii="Arial" w:hAnsi="Arial" w:cs="Arial"/>
+          <w:sz w:val="22"/>
+          <w:szCs w:val="22"/>
+        </w:rPr>
+        <w:t xml:space="preserve">This is highly relevant for Moonlight because a core problem in warehouse environments is poor visibility into what is available, reserved, or damaged. Cin7’s positioning reinforces </w:t>
       </w:r>
       <w:proofErr w:type="gramStart"/>
       <w:r>
@@ -945,6 +714,10 @@
     <w:p>
       <w:pPr>
         <w:pStyle w:val="Heading2"/>
+        <w:numPr>
+          <w:ilvl w:val="0"/>
+          <w:numId w:val="0"/>
+        </w:numPr>
         <w:rPr>
           <w:rFonts w:ascii="Arial" w:hAnsi="Arial" w:cs="Arial"/>
         </w:rPr>
@@ -976,15 +749,7 @@
           <w:sz w:val="22"/>
           <w:szCs w:val="22"/>
         </w:rPr>
-        <w:t>Net</w:t>
-      </w:r>
-      <w:r>
-        <w:rPr>
-          <w:rFonts w:ascii="Arial" w:hAnsi="Arial" w:cs="Arial"/>
-          <w:sz w:val="22"/>
-          <w:szCs w:val="22"/>
-        </w:rPr>
-        <w:t xml:space="preserve">Suite provides the enterprise benchmark. Its official materials describe one unified solution for tracking inventory across multiple locations, and its WMS materials emphasize receiving, </w:t>
+        <w:t xml:space="preserve">NetSuite provides the enterprise benchmark. Its official materials describe one unified solution for tracking inventory across multiple locations, and its WMS materials emphasize receiving, </w:t>
       </w:r>
       <w:proofErr w:type="spellStart"/>
       <w:r>
@@ -1002,64 +767,24 @@
           <w:sz w:val="22"/>
           <w:szCs w:val="22"/>
         </w:rPr>
-        <w:t>, inventory tracking, barcode-supported processes, and pick/pa</w:t>
-      </w:r>
-      <w:r>
-        <w:rPr>
-          <w:rFonts w:ascii="Arial" w:hAnsi="Arial" w:cs="Arial"/>
-          <w:sz w:val="22"/>
-          <w:szCs w:val="22"/>
-        </w:rPr>
-        <w:t>ck workflows</w:t>
-      </w:r>
-      <w:r>
-        <w:rPr>
-          <w:rFonts w:ascii="Arial" w:hAnsi="Arial" w:cs="Arial"/>
-          <w:sz w:val="22"/>
-          <w:szCs w:val="22"/>
-        </w:rPr>
-        <w:t>. NetSuite’s public inventory collateral also highlights reorder points, safety stock, cycle counts, and optimization of inventory levels</w:t>
-      </w:r>
-      <w:r>
-        <w:rPr>
-          <w:rFonts w:ascii="Arial" w:hAnsi="Arial" w:cs="Arial"/>
-          <w:sz w:val="22"/>
-          <w:szCs w:val="22"/>
-        </w:rPr>
-        <w:t>.</w:t>
-      </w:r>
-    </w:p>
-    <w:p>
-      <w:pPr>
-        <w:rPr>
-          <w:rFonts w:ascii="Arial" w:hAnsi="Arial" w:cs="Arial"/>
-          <w:sz w:val="22"/>
-          <w:szCs w:val="22"/>
-        </w:rPr>
-      </w:pPr>
-      <w:r>
-        <w:rPr>
-          <w:rFonts w:ascii="Arial" w:hAnsi="Arial" w:cs="Arial"/>
-          <w:sz w:val="22"/>
-          <w:szCs w:val="22"/>
-        </w:rPr>
-        <w:t xml:space="preserve">For Moonlight, NetSuite is less a direct implementation model and more a strategic reference. </w:t>
-      </w:r>
-      <w:r>
-        <w:rPr>
-          <w:rFonts w:ascii="Arial" w:hAnsi="Arial" w:cs="Arial"/>
-          <w:sz w:val="22"/>
-          <w:szCs w:val="22"/>
-        </w:rPr>
-        <w:t>It shows that mature warehouse systems are expected to tie stock visibility to operational control. Although Moonlight will not replicate advanced enterprise workflows, the project can still borrow strong concepts such as centralized inventory data, replen</w:t>
-      </w:r>
-      <w:r>
-        <w:rPr>
-          <w:rFonts w:ascii="Arial" w:hAnsi="Arial" w:cs="Arial"/>
-          <w:sz w:val="22"/>
-          <w:szCs w:val="22"/>
-        </w:rPr>
-        <w:t>ishment awareness, and movement traceability.</w:t>
+        <w:t>, inventory tracking, barcode-supported processes, and pick/pack workflows. NetSuite’s public inventory collateral also highlights reorder points, safety stock, cycle counts, and optimization of inventory levels.</w:t>
+      </w:r>
+    </w:p>
+    <w:p>
+      <w:pPr>
+        <w:rPr>
+          <w:rFonts w:ascii="Arial" w:hAnsi="Arial" w:cs="Arial"/>
+          <w:sz w:val="22"/>
+          <w:szCs w:val="22"/>
+        </w:rPr>
+      </w:pPr>
+      <w:r>
+        <w:rPr>
+          <w:rFonts w:ascii="Arial" w:hAnsi="Arial" w:cs="Arial"/>
+          <w:sz w:val="22"/>
+          <w:szCs w:val="22"/>
+        </w:rPr>
+        <w:t>For Moonlight, NetSuite is less a direct implementation model and more a strategic reference. It shows that mature warehouse systems are expected to tie stock visibility to operational control. Although Moonlight will not replicate advanced enterprise workflows, the project can still borrow strong concepts such as centralized inventory data, replenishment awareness, and movement traceability.</w:t>
       </w:r>
     </w:p>
     <w:p>
@@ -1130,6 +855,10 @@
     <w:p>
       <w:pPr>
         <w:pStyle w:val="Heading1"/>
+        <w:numPr>
+          <w:ilvl w:val="0"/>
+          <w:numId w:val="0"/>
+        </w:numPr>
         <w:rPr>
           <w:rFonts w:ascii="Arial" w:hAnsi="Arial" w:cs="Arial"/>
         </w:rPr>
@@ -1139,6 +868,12 @@
           <w:rFonts w:ascii="Arial" w:hAnsi="Arial" w:cs="Arial"/>
         </w:rPr>
         <w:lastRenderedPageBreak/>
+        <w:t xml:space="preserve">5. </w:t>
+      </w:r>
+      <w:r>
+        <w:rPr>
+          <w:rFonts w:ascii="Arial" w:hAnsi="Arial" w:cs="Arial"/>
+        </w:rPr>
         <w:t>Comparative Feature Matrix</w:t>
       </w:r>
     </w:p>
@@ -1193,12 +928,6 @@
         <w:gridCol w:w="1654"/>
       </w:tblGrid>
       <w:tr>
-        <w:tblPrEx>
-          <w:tblCellMar>
-            <w:top w:w="0" w:type="dxa"/>
-            <w:bottom w:w="0" w:type="dxa"/>
-          </w:tblCellMar>
-        </w:tblPrEx>
         <w:trPr>
           <w:trHeight w:val="433"/>
           <w:jc w:val="center"/>
@@ -1429,28 +1158,12 @@
                 <w:szCs w:val="22"/>
                 <w:lang w:val="en-US" w:eastAsia="en-US" w:bidi="ar-SA"/>
               </w:rPr>
-              <w:t xml:space="preserve">Relevance </w:t>
-            </w:r>
-            <w:r>
-              <w:rPr>
-                <w:rFonts w:ascii="Arial" w:eastAsia="MS Mincho" w:hAnsi="Arial" w:cs="Arial"/>
-                <w:kern w:val="0"/>
-                <w:sz w:val="19"/>
-                <w:szCs w:val="22"/>
-                <w:lang w:val="en-US" w:eastAsia="en-US" w:bidi="ar-SA"/>
-              </w:rPr>
-              <w:t>to Moonlight</w:t>
+              <w:t>Relevance to Moonlight</w:t>
             </w:r>
           </w:p>
         </w:tc>
       </w:tr>
       <w:tr>
-        <w:tblPrEx>
-          <w:tblCellMar>
-            <w:top w:w="0" w:type="dxa"/>
-            <w:bottom w:w="0" w:type="dxa"/>
-          </w:tblCellMar>
-        </w:tblPrEx>
         <w:trPr>
           <w:trHeight w:val="625"/>
           <w:jc w:val="center"/>
@@ -1685,12 +1398,6 @@
         </w:tc>
       </w:tr>
       <w:tr>
-        <w:tblPrEx>
-          <w:tblCellMar>
-            <w:top w:w="0" w:type="dxa"/>
-            <w:bottom w:w="0" w:type="dxa"/>
-          </w:tblCellMar>
-        </w:tblPrEx>
         <w:trPr>
           <w:trHeight w:val="613"/>
           <w:jc w:val="center"/>
@@ -1925,12 +1632,6 @@
         </w:tc>
       </w:tr>
       <w:tr>
-        <w:tblPrEx>
-          <w:tblCellMar>
-            <w:top w:w="0" w:type="dxa"/>
-            <w:bottom w:w="0" w:type="dxa"/>
-          </w:tblCellMar>
-        </w:tblPrEx>
         <w:trPr>
           <w:trHeight w:val="625"/>
           <w:jc w:val="center"/>
@@ -2083,17 +1784,7 @@
                 <w:szCs w:val="22"/>
                 <w:lang w:val="en-US" w:eastAsia="en-US" w:bidi="ar-SA"/>
               </w:rPr>
-              <w:t xml:space="preserve">Not strongly </w:t>
-            </w:r>
-            <w:r>
-              <w:rPr>
-                <w:rFonts w:ascii="Arial" w:eastAsia="MS Mincho" w:hAnsi="Arial" w:cs="Arial"/>
-                <w:kern w:val="0"/>
-                <w:sz w:val="18"/>
-                <w:szCs w:val="22"/>
-                <w:lang w:val="en-US" w:eastAsia="en-US" w:bidi="ar-SA"/>
-              </w:rPr>
-              <w:t>public-facing</w:t>
+              <w:t>Not strongly public-facing</w:t>
             </w:r>
           </w:p>
         </w:tc>
@@ -2175,12 +1866,6 @@
         </w:tc>
       </w:tr>
       <w:tr>
-        <w:tblPrEx>
-          <w:tblCellMar>
-            <w:top w:w="0" w:type="dxa"/>
-            <w:bottom w:w="0" w:type="dxa"/>
-          </w:tblCellMar>
-        </w:tblPrEx>
         <w:trPr>
           <w:trHeight w:val="625"/>
           <w:jc w:val="center"/>
@@ -2415,12 +2100,6 @@
         </w:tc>
       </w:tr>
       <w:tr>
-        <w:tblPrEx>
-          <w:tblCellMar>
-            <w:top w:w="0" w:type="dxa"/>
-            <w:bottom w:w="0" w:type="dxa"/>
-          </w:tblCellMar>
-        </w:tblPrEx>
         <w:trPr>
           <w:trHeight w:val="817"/>
           <w:jc w:val="center"/>
@@ -2655,12 +2334,6 @@
         </w:tc>
       </w:tr>
       <w:tr>
-        <w:tblPrEx>
-          <w:tblCellMar>
-            <w:top w:w="0" w:type="dxa"/>
-            <w:bottom w:w="0" w:type="dxa"/>
-          </w:tblCellMar>
-        </w:tblPrEx>
         <w:trPr>
           <w:trHeight w:val="420"/>
           <w:jc w:val="center"/>
@@ -2895,12 +2568,6 @@
         </w:tc>
       </w:tr>
       <w:tr>
-        <w:tblPrEx>
-          <w:tblCellMar>
-            <w:top w:w="0" w:type="dxa"/>
-            <w:bottom w:w="0" w:type="dxa"/>
-          </w:tblCellMar>
-        </w:tblPrEx>
         <w:trPr>
           <w:trHeight w:val="817"/>
           <w:jc w:val="center"/>
@@ -3191,305 +2858,224 @@
           <w:rFonts w:ascii="Arial" w:hAnsi="Arial" w:cs="Arial"/>
           <w:highlight w:val="yellow"/>
         </w:rPr>
-        <w:t>.</w:t>
+        <w:t>.Comprative Feature Matrix</w:t>
+      </w:r>
+    </w:p>
+    <w:p>
+      <w:pPr>
+        <w:pStyle w:val="Caption"/>
+        <w:rPr>
+          <w:rFonts w:ascii="Arial" w:hAnsi="Arial" w:cs="Arial"/>
+        </w:rPr>
+      </w:pPr>
+    </w:p>
+    <w:p>
+      <w:pPr>
+        <w:pStyle w:val="Heading1"/>
+        <w:numPr>
+          <w:ilvl w:val="0"/>
+          <w:numId w:val="0"/>
+        </w:numPr>
+      </w:pPr>
+      <w:r>
+        <w:t xml:space="preserve">6. </w:t>
+      </w:r>
+      <w:r>
+        <w:t>Market Insights Relevant to Moonlight</w:t>
+      </w:r>
+    </w:p>
+    <w:p>
+      <w:pPr>
+        <w:rPr>
+          <w:rFonts w:ascii="Arial" w:hAnsi="Arial" w:cs="Arial"/>
+          <w:sz w:val="22"/>
+          <w:szCs w:val="22"/>
+        </w:rPr>
+      </w:pPr>
+      <w:r>
+        <w:rPr>
+          <w:rFonts w:ascii="Arial" w:hAnsi="Arial" w:cs="Arial"/>
+          <w:sz w:val="22"/>
+          <w:szCs w:val="22"/>
+        </w:rPr>
+        <w:t>Real-time stock visibility is a baseline expectation. The reviewed systems consistently market inventory awareness as a core capability rather than a premium add-on.</w:t>
+      </w:r>
+    </w:p>
+    <w:p>
+      <w:pPr>
+        <w:rPr>
+          <w:rFonts w:ascii="Arial" w:hAnsi="Arial" w:cs="Arial"/>
+          <w:sz w:val="22"/>
+          <w:szCs w:val="22"/>
+        </w:rPr>
+      </w:pPr>
+      <w:r>
+        <w:rPr>
+          <w:rFonts w:ascii="Arial" w:hAnsi="Arial" w:cs="Arial"/>
+          <w:sz w:val="22"/>
+          <w:szCs w:val="22"/>
+        </w:rPr>
+        <w:t xml:space="preserve">Batch, lot, and expiry controls matter whenever perishable or traceable products exist. Odoo and </w:t>
       </w:r>
       <w:proofErr w:type="spellStart"/>
       <w:r>
         <w:rPr>
           <w:rFonts w:ascii="Arial" w:hAnsi="Arial" w:cs="Arial"/>
-          <w:highlight w:val="yellow"/>
-        </w:rPr>
-        <w:t>Comprative</w:t>
+          <w:sz w:val="22"/>
+          <w:szCs w:val="22"/>
+        </w:rPr>
+        <w:t>Zoho</w:t>
       </w:r>
       <w:proofErr w:type="spellEnd"/>
       <w:r>
         <w:rPr>
           <w:rFonts w:ascii="Arial" w:hAnsi="Arial" w:cs="Arial"/>
-          <w:highlight w:val="yellow"/>
-        </w:rPr>
-        <w:t xml:space="preserve"> Feature Matrix</w:t>
-      </w:r>
-    </w:p>
-    <w:p>
-      <w:pPr>
-        <w:pStyle w:val="Caption"/>
-        <w:rPr>
-          <w:rFonts w:ascii="Arial" w:hAnsi="Arial" w:cs="Arial"/>
-        </w:rPr>
-      </w:pPr>
+          <w:sz w:val="22"/>
+          <w:szCs w:val="22"/>
+        </w:rPr>
+        <w:t xml:space="preserve"> both make this visible in official documentation.</w:t>
+      </w:r>
+    </w:p>
+    <w:p>
+      <w:pPr>
+        <w:rPr>
+          <w:rFonts w:ascii="Arial" w:hAnsi="Arial" w:cs="Arial"/>
+          <w:sz w:val="22"/>
+          <w:szCs w:val="22"/>
+        </w:rPr>
+      </w:pPr>
+      <w:r>
+        <w:rPr>
+          <w:rFonts w:ascii="Arial" w:hAnsi="Arial" w:cs="Arial"/>
+          <w:sz w:val="22"/>
+          <w:szCs w:val="22"/>
+        </w:rPr>
+        <w:t>Role-based access is standard. Systems assume that different staff members need different permissions, which supports Moonlight’s Administrator, Warehouse Manager, and Warehouse Staff roles.</w:t>
+      </w:r>
+    </w:p>
+    <w:p>
+      <w:pPr>
+        <w:rPr>
+          <w:rFonts w:ascii="Arial" w:hAnsi="Arial" w:cs="Arial"/>
+          <w:sz w:val="22"/>
+          <w:szCs w:val="22"/>
+        </w:rPr>
+      </w:pPr>
+      <w:r>
+        <w:rPr>
+          <w:rFonts w:ascii="Arial" w:hAnsi="Arial" w:cs="Arial"/>
+          <w:sz w:val="22"/>
+          <w:szCs w:val="22"/>
+        </w:rPr>
+        <w:t>Reporting and alerting are core business functions. The market does not treat dashboards, stock warnings, and reporting as optional extras; they are central to operational control.</w:t>
+      </w:r>
+    </w:p>
+    <w:p>
+      <w:pPr>
+        <w:rPr>
+          <w:rFonts w:ascii="Arial" w:hAnsi="Arial" w:cs="Arial"/>
+          <w:sz w:val="22"/>
+          <w:szCs w:val="22"/>
+        </w:rPr>
+      </w:pPr>
+      <w:r>
+        <w:rPr>
+          <w:rFonts w:ascii="Arial" w:hAnsi="Arial" w:cs="Arial"/>
+          <w:sz w:val="22"/>
+          <w:szCs w:val="22"/>
+        </w:rPr>
+        <w:t xml:space="preserve">Enterprise systems combine inventory control with warehouse execution. NetSuite shows that receiving, </w:t>
+      </w:r>
+      <w:proofErr w:type="spellStart"/>
+      <w:r>
+        <w:rPr>
+          <w:rFonts w:ascii="Arial" w:hAnsi="Arial" w:cs="Arial"/>
+          <w:sz w:val="22"/>
+          <w:szCs w:val="22"/>
+        </w:rPr>
+        <w:t>putaway</w:t>
+      </w:r>
+      <w:proofErr w:type="spellEnd"/>
+      <w:r>
+        <w:rPr>
+          <w:rFonts w:ascii="Arial" w:hAnsi="Arial" w:cs="Arial"/>
+          <w:sz w:val="22"/>
+          <w:szCs w:val="22"/>
+        </w:rPr>
+        <w:t>, tracking, and location-based operations are part of strong warehouse practice, even if Moonlight implements only a subset.</w:t>
+      </w:r>
+    </w:p>
+    <w:p>
+      <w:pPr>
+        <w:rPr>
+          <w:rFonts w:ascii="Arial" w:hAnsi="Arial" w:cs="Arial"/>
+        </w:rPr>
+      </w:pPr>
+      <w:r>
+        <w:rPr>
+          <w:rFonts w:ascii="Arial" w:hAnsi="Arial" w:cs="Arial"/>
+        </w:rPr>
+        <w:br w:type="page"/>
+      </w:r>
     </w:p>
     <w:p>
       <w:pPr>
         <w:pStyle w:val="Heading1"/>
-      </w:pPr>
-      <w:r>
-        <w:t xml:space="preserve">Market </w:t>
-      </w:r>
-      <w:r>
-        <w:t>Insights Relevant to Moonlight</w:t>
-      </w:r>
-    </w:p>
-    <w:p>
-      <w:pPr>
-        <w:rPr>
-          <w:rFonts w:ascii="Arial" w:hAnsi="Arial" w:cs="Arial"/>
-          <w:sz w:val="22"/>
-          <w:szCs w:val="22"/>
-        </w:rPr>
-      </w:pPr>
-      <w:r>
-        <w:rPr>
-          <w:rFonts w:ascii="Arial" w:hAnsi="Arial" w:cs="Arial"/>
-          <w:sz w:val="22"/>
-          <w:szCs w:val="22"/>
-        </w:rPr>
-        <w:t>Real-time stock visibility is a baseline expectation. The reviewed systems consistently market inventory awareness as a core capability rather than a premium add-on</w:t>
-      </w:r>
-      <w:r>
-        <w:rPr>
-          <w:rFonts w:ascii="Arial" w:hAnsi="Arial" w:cs="Arial"/>
-          <w:sz w:val="22"/>
-          <w:szCs w:val="22"/>
-        </w:rPr>
-        <w:t>.</w:t>
-      </w:r>
-    </w:p>
-    <w:p>
-      <w:pPr>
-        <w:rPr>
-          <w:rFonts w:ascii="Arial" w:hAnsi="Arial" w:cs="Arial"/>
-          <w:sz w:val="22"/>
-          <w:szCs w:val="22"/>
-        </w:rPr>
-      </w:pPr>
-      <w:r>
-        <w:rPr>
-          <w:rFonts w:ascii="Arial" w:hAnsi="Arial" w:cs="Arial"/>
-          <w:sz w:val="22"/>
-          <w:szCs w:val="22"/>
-        </w:rPr>
-        <w:t xml:space="preserve">Batch, lot, and expiry controls matter </w:t>
-      </w:r>
-      <w:r>
-        <w:rPr>
-          <w:rFonts w:ascii="Arial" w:hAnsi="Arial" w:cs="Arial"/>
-          <w:sz w:val="22"/>
-          <w:szCs w:val="22"/>
-        </w:rPr>
-        <w:t xml:space="preserve">whenever perishable or traceable products exist. Odoo and </w:t>
-      </w:r>
-      <w:proofErr w:type="spellStart"/>
-      <w:r>
-        <w:rPr>
-          <w:rFonts w:ascii="Arial" w:hAnsi="Arial" w:cs="Arial"/>
-          <w:sz w:val="22"/>
-          <w:szCs w:val="22"/>
-        </w:rPr>
-        <w:t>Zoho</w:t>
-      </w:r>
-      <w:proofErr w:type="spellEnd"/>
-      <w:r>
-        <w:rPr>
-          <w:rFonts w:ascii="Arial" w:hAnsi="Arial" w:cs="Arial"/>
-          <w:sz w:val="22"/>
-          <w:szCs w:val="22"/>
-        </w:rPr>
-        <w:t xml:space="preserve"> both make this visible in official documentation</w:t>
-      </w:r>
-      <w:r>
-        <w:rPr>
-          <w:rFonts w:ascii="Arial" w:hAnsi="Arial" w:cs="Arial"/>
-          <w:sz w:val="22"/>
-          <w:szCs w:val="22"/>
-        </w:rPr>
-        <w:t>.</w:t>
-      </w:r>
-    </w:p>
-    <w:p>
-      <w:pPr>
-        <w:rPr>
-          <w:rFonts w:ascii="Arial" w:hAnsi="Arial" w:cs="Arial"/>
-          <w:sz w:val="22"/>
-          <w:szCs w:val="22"/>
-        </w:rPr>
-      </w:pPr>
-      <w:r>
-        <w:rPr>
-          <w:rFonts w:ascii="Arial" w:hAnsi="Arial" w:cs="Arial"/>
-          <w:sz w:val="22"/>
-          <w:szCs w:val="22"/>
-        </w:rPr>
-        <w:t>Role-based access is standard. Systems assume that different staff members need different permissions, which supports Moonlight’s Adm</w:t>
-      </w:r>
-      <w:r>
-        <w:rPr>
-          <w:rFonts w:ascii="Arial" w:hAnsi="Arial" w:cs="Arial"/>
-          <w:sz w:val="22"/>
-          <w:szCs w:val="22"/>
-        </w:rPr>
-        <w:t>inistrator, Warehouse Manager, and Warehouse Staff roles</w:t>
-      </w:r>
-      <w:r>
-        <w:rPr>
-          <w:rFonts w:ascii="Arial" w:hAnsi="Arial" w:cs="Arial"/>
-          <w:sz w:val="22"/>
-          <w:szCs w:val="22"/>
-        </w:rPr>
-        <w:t>.</w:t>
-      </w:r>
-    </w:p>
-    <w:p>
-      <w:pPr>
-        <w:rPr>
-          <w:rFonts w:ascii="Arial" w:hAnsi="Arial" w:cs="Arial"/>
-          <w:sz w:val="22"/>
-          <w:szCs w:val="22"/>
-        </w:rPr>
-      </w:pPr>
-      <w:r>
-        <w:rPr>
-          <w:rFonts w:ascii="Arial" w:hAnsi="Arial" w:cs="Arial"/>
-          <w:sz w:val="22"/>
-          <w:szCs w:val="22"/>
-        </w:rPr>
-        <w:t>Reporting and alerting are core business functions. The market does not treat dashboards, stock warnings, and reporting as optional extras; they are central to operational control</w:t>
-      </w:r>
-      <w:r>
-        <w:rPr>
-          <w:rFonts w:ascii="Arial" w:hAnsi="Arial" w:cs="Arial"/>
-          <w:sz w:val="22"/>
-          <w:szCs w:val="22"/>
-        </w:rPr>
-        <w:t>.</w:t>
-      </w:r>
-    </w:p>
-    <w:p>
-      <w:pPr>
-        <w:rPr>
-          <w:rFonts w:ascii="Arial" w:hAnsi="Arial" w:cs="Arial"/>
-          <w:sz w:val="22"/>
-          <w:szCs w:val="22"/>
-        </w:rPr>
-      </w:pPr>
-      <w:r>
-        <w:rPr>
-          <w:rFonts w:ascii="Arial" w:hAnsi="Arial" w:cs="Arial"/>
-          <w:sz w:val="22"/>
-          <w:szCs w:val="22"/>
-        </w:rPr>
-        <w:t>Ent</w:t>
-      </w:r>
-      <w:r>
-        <w:rPr>
-          <w:rFonts w:ascii="Arial" w:hAnsi="Arial" w:cs="Arial"/>
-          <w:sz w:val="22"/>
-          <w:szCs w:val="22"/>
-        </w:rPr>
-        <w:t xml:space="preserve">erprise systems combine inventory control with warehouse execution. NetSuite shows that receiving, </w:t>
-      </w:r>
-      <w:proofErr w:type="spellStart"/>
-      <w:r>
-        <w:rPr>
-          <w:rFonts w:ascii="Arial" w:hAnsi="Arial" w:cs="Arial"/>
-          <w:sz w:val="22"/>
-          <w:szCs w:val="22"/>
-        </w:rPr>
-        <w:t>putaway</w:t>
-      </w:r>
-      <w:proofErr w:type="spellEnd"/>
-      <w:r>
-        <w:rPr>
-          <w:rFonts w:ascii="Arial" w:hAnsi="Arial" w:cs="Arial"/>
-          <w:sz w:val="22"/>
-          <w:szCs w:val="22"/>
-        </w:rPr>
-        <w:t>, tracking, and location-based operations are part of strong warehouse practice, even if Moonlight implements only a subset</w:t>
-      </w:r>
-      <w:r>
-        <w:rPr>
-          <w:rFonts w:ascii="Arial" w:hAnsi="Arial" w:cs="Arial"/>
-          <w:sz w:val="22"/>
-          <w:szCs w:val="22"/>
-        </w:rPr>
-        <w:t>.</w:t>
-      </w:r>
-    </w:p>
-    <w:p>
-      <w:pPr>
-        <w:rPr>
-          <w:rFonts w:ascii="Arial" w:hAnsi="Arial" w:cs="Arial"/>
-        </w:rPr>
-      </w:pPr>
-      <w:r>
-        <w:rPr>
-          <w:rFonts w:ascii="Arial" w:hAnsi="Arial" w:cs="Arial"/>
-        </w:rPr>
-        <w:br w:type="page"/>
-      </w:r>
+        <w:numPr>
+          <w:ilvl w:val="0"/>
+          <w:numId w:val="0"/>
+        </w:numPr>
+      </w:pPr>
+      <w:r>
+        <w:lastRenderedPageBreak/>
+        <w:t xml:space="preserve">7. </w:t>
+      </w:r>
+      <w:r>
+        <w:t>Identified Market Gap and Opportunity</w:t>
+      </w:r>
+    </w:p>
+    <w:p>
+      <w:pPr>
+        <w:rPr>
+          <w:rFonts w:ascii="Arial" w:hAnsi="Arial" w:cs="Arial"/>
+          <w:sz w:val="22"/>
+          <w:szCs w:val="22"/>
+        </w:rPr>
+      </w:pPr>
+      <w:r>
+        <w:rPr>
+          <w:rFonts w:ascii="Arial" w:hAnsi="Arial" w:cs="Arial"/>
+          <w:sz w:val="22"/>
+          <w:szCs w:val="22"/>
+        </w:rPr>
+        <w:t>The reviewed products are strong, but many are broad commercial suites. That creates a realistic opportunity for a simpler, warehouse-focused system. Moonlight can target the gap between manual tracking and enterprise-scale ERP by providing a clean, centralized warehouse inventory platform with secure user roles, product and supplier records, inventory quantities, stock movement history, batch visibility, and alerts. This positioning is practical for an academic capstone because it remains aligned with real market expectations while keeping scope manageable.</w:t>
+      </w:r>
+    </w:p>
+    <w:p>
+      <w:pPr>
+        <w:rPr>
+          <w:rFonts w:ascii="Arial" w:hAnsi="Arial" w:cs="Arial"/>
+        </w:rPr>
+      </w:pPr>
+    </w:p>
+    <w:p>
+      <w:pPr>
+        <w:rPr>
+          <w:rFonts w:ascii="Arial" w:hAnsi="Arial" w:cs="Arial"/>
+        </w:rPr>
+      </w:pPr>
     </w:p>
     <w:p>
       <w:pPr>
         <w:pStyle w:val="Heading1"/>
-      </w:pPr>
-      <w:r>
-        <w:lastRenderedPageBreak/>
-        <w:t xml:space="preserve">Identified Market </w:t>
-      </w:r>
-      <w:r>
-        <w:t>Gap and Opportunity</w:t>
-      </w:r>
-    </w:p>
-    <w:p>
-      <w:pPr>
-        <w:rPr>
-          <w:rFonts w:ascii="Arial" w:hAnsi="Arial" w:cs="Arial"/>
-          <w:sz w:val="22"/>
-          <w:szCs w:val="22"/>
-        </w:rPr>
-      </w:pPr>
-      <w:r>
-        <w:rPr>
-          <w:rFonts w:ascii="Arial" w:hAnsi="Arial" w:cs="Arial"/>
-          <w:sz w:val="22"/>
-          <w:szCs w:val="22"/>
-        </w:rPr>
-        <w:t>The reviewed products are strong, but many are broad commercial suites. That creates a realistic opportunity for a simpler, warehouse-focused system. Moonlight can target the gap between manual tracking and enterprise-scale ERP by provi</w:t>
-      </w:r>
-      <w:r>
-        <w:rPr>
-          <w:rFonts w:ascii="Arial" w:hAnsi="Arial" w:cs="Arial"/>
-          <w:sz w:val="22"/>
-          <w:szCs w:val="22"/>
-        </w:rPr>
-        <w:t>ding a clean, centralized warehouse inventory platform with secure user roles, product and supplier records, inventory quantities, stock movement history, batch visibility, and alerts. This positioning is practical for an academic capstone because it remai</w:t>
-      </w:r>
-      <w:r>
-        <w:rPr>
-          <w:rFonts w:ascii="Arial" w:hAnsi="Arial" w:cs="Arial"/>
-          <w:sz w:val="22"/>
-          <w:szCs w:val="22"/>
-        </w:rPr>
-        <w:t>ns aligned with real market expectations while keeping scope manageable.</w:t>
-      </w:r>
-    </w:p>
-    <w:p>
-      <w:pPr>
-        <w:rPr>
-          <w:rFonts w:ascii="Arial" w:hAnsi="Arial" w:cs="Arial"/>
-        </w:rPr>
-      </w:pPr>
-    </w:p>
-    <w:p>
-      <w:pPr>
-        <w:rPr>
-          <w:rFonts w:ascii="Arial" w:hAnsi="Arial" w:cs="Arial"/>
-        </w:rPr>
-      </w:pPr>
-    </w:p>
-    <w:p>
-      <w:pPr>
-        <w:pStyle w:val="Heading1"/>
-      </w:pPr>
+        <w:numPr>
+          <w:ilvl w:val="0"/>
+          <w:numId w:val="0"/>
+        </w:numPr>
+      </w:pPr>
+      <w:r>
+        <w:t xml:space="preserve">8. </w:t>
+      </w:r>
       <w:r>
         <w:t>Recommended Scope Implications for Moonlight</w:t>
       </w:r>
@@ -3535,15 +3121,7 @@
           <w:sz w:val="22"/>
           <w:szCs w:val="20"/>
         </w:rPr>
-        <w:t xml:space="preserve">Provide product, category, and supplier management as core </w:t>
-      </w:r>
-      <w:r>
-        <w:rPr>
-          <w:rFonts w:ascii="Arial" w:hAnsi="Arial" w:cs="Arial"/>
-          <w:sz w:val="22"/>
-          <w:szCs w:val="20"/>
-        </w:rPr>
-        <w:t>master-data modules.</w:t>
+        <w:t>Provide product, category, and supplier management as core master-data modules.</w:t>
       </w:r>
     </w:p>
     <w:p>
@@ -3609,15 +3187,7 @@
           <w:sz w:val="22"/>
           <w:szCs w:val="20"/>
         </w:rPr>
-        <w:t>Support batch and expiry visibility for perishable p</w:t>
-      </w:r>
-      <w:r>
-        <w:rPr>
-          <w:rFonts w:ascii="Arial" w:hAnsi="Arial" w:cs="Arial"/>
-          <w:sz w:val="22"/>
-          <w:szCs w:val="20"/>
-        </w:rPr>
-        <w:t>roducts and alert generation.</w:t>
+        <w:t>Support batch and expiry visibility for perishable products and alert generation.</w:t>
       </w:r>
     </w:p>
     <w:p>
@@ -3659,7 +3229,14 @@
     <w:p>
       <w:pPr>
         <w:pStyle w:val="Heading1"/>
-      </w:pPr>
+        <w:numPr>
+          <w:ilvl w:val="0"/>
+          <w:numId w:val="0"/>
+        </w:numPr>
+      </w:pPr>
+      <w:r>
+        <w:t xml:space="preserve">9. </w:t>
+      </w:r>
       <w:r>
         <w:t>Conclusion</w:t>
       </w:r>
@@ -3683,15 +3260,7 @@
           <w:sz w:val="22"/>
           <w:szCs w:val="22"/>
         </w:rPr>
-        <w:t>The market research confirms that Moonlight Warehouse should be designed as a practical warehouse inventory system rather than</w:t>
-      </w:r>
-      <w:r>
-        <w:rPr>
-          <w:rFonts w:ascii="Arial" w:hAnsi="Arial" w:cs="Arial"/>
-          <w:sz w:val="22"/>
-          <w:szCs w:val="22"/>
-        </w:rPr>
-        <w:t xml:space="preserve"> a generic database or a simplified retail app. </w:t>
+        <w:t xml:space="preserve">The market research confirms that Moonlight Warehouse should be designed as a practical warehouse inventory system rather than a generic database or a simplified retail app. </w:t>
       </w:r>
       <w:proofErr w:type="gramStart"/>
       <w:r>
@@ -3727,15 +3296,7 @@
           <w:sz w:val="22"/>
           <w:szCs w:val="22"/>
         </w:rPr>
-        <w:t xml:space="preserve"> Inventory, Odoo, Cin7, and NetSuite shows that the most relevant market features are stock visibility, traceability, low-stock awareness, movement control, role-based access, and </w:t>
-      </w:r>
-      <w:r>
-        <w:rPr>
-          <w:rFonts w:ascii="Arial" w:hAnsi="Arial" w:cs="Arial"/>
-          <w:sz w:val="22"/>
-          <w:szCs w:val="22"/>
-        </w:rPr>
-        <w:t>reporting. These findings strongly support the project direction already emerging in Moonlight’s schema and prototype work.</w:t>
+        <w:t xml:space="preserve"> Inventory, Odoo, Cin7, and NetSuite shows that the most relevant market features are stock visibility, traceability, low-stock awareness, movement control, role-based access, and reporting. These findings strongly support the project direction already emerging in Moonlight’s schema and prototype work.</w:t>
       </w:r>
       <w:r>
         <w:rPr>
@@ -3752,22 +3313,7 @@
           <w:szCs w:val="22"/>
         </w:rPr>
         <w:br/>
-      </w:r>
-      <w:r>
-        <w:rPr>
-          <w:rFonts w:ascii="Arial" w:hAnsi="Arial" w:cs="Arial"/>
-          <w:sz w:val="22"/>
-          <w:szCs w:val="22"/>
-        </w:rPr>
-        <w:t>The best strategic decision is therefore to build a focused warehouse solution that solves a real operational problem: poor invento</w:t>
-      </w:r>
-      <w:r>
-        <w:rPr>
-          <w:rFonts w:ascii="Arial" w:hAnsi="Arial" w:cs="Arial"/>
-          <w:sz w:val="22"/>
-          <w:szCs w:val="22"/>
-        </w:rPr>
-        <w:t>ry visibility and weak warehouse control. By keeping the scope clear and aligned with these market expectations, Moonlight can present strong business relevance and a realistic technical design for the final SRS and subsequent development stages.</w:t>
+        <w:t>The best strategic decision is therefore to build a focused warehouse solution that solves a real operational problem: poor inventory visibility and weak warehouse control. By keeping the scope clear and aligned with these market expectations, Moonlight can present strong business relevance and a realistic technical design for the final SRS and subsequent development stages.</w:t>
       </w:r>
     </w:p>
     <w:p>
@@ -3786,13 +3332,14 @@
     <w:p>
       <w:pPr>
         <w:pStyle w:val="Heading1"/>
+        <w:numPr>
+          <w:ilvl w:val="0"/>
+          <w:numId w:val="0"/>
+        </w:numPr>
       </w:pPr>
       <w:r>
         <w:lastRenderedPageBreak/>
-        <w:t>Reference</w:t>
-      </w:r>
-      <w:r>
-        <w:t>s</w:t>
+        <w:t>References</w:t>
       </w:r>
     </w:p>
     <w:p>
@@ -3862,15 +3409,7 @@
           <w:sz w:val="20"/>
           <w:szCs w:val="20"/>
         </w:rPr>
-        <w:t xml:space="preserve"> </w:t>
-      </w:r>
-      <w:r>
-        <w:rPr>
-          <w:rFonts w:ascii="Arial" w:hAnsi="Arial" w:cs="Arial"/>
-          <w:sz w:val="20"/>
-          <w:szCs w:val="20"/>
-        </w:rPr>
-        <w:t xml:space="preserve"> (Accessed: 29 March 2026). </w:t>
+        <w:t xml:space="preserve">  (Accessed: 29 March 2026). </w:t>
       </w:r>
     </w:p>
     <w:p>
@@ -3945,15 +3484,7 @@
           <w:sz w:val="20"/>
           <w:szCs w:val="20"/>
         </w:rPr>
-        <w:t xml:space="preserve"> </w:t>
-      </w:r>
-      <w:r>
-        <w:rPr>
-          <w:rFonts w:ascii="Arial" w:hAnsi="Arial" w:cs="Arial"/>
-          <w:sz w:val="20"/>
-          <w:szCs w:val="20"/>
-        </w:rPr>
-        <w:t xml:space="preserve"> (Accessed: 29 March 2026). </w:t>
+        <w:t xml:space="preserve">  (Accessed: 29 March 2026). </w:t>
       </w:r>
     </w:p>
     <w:p>
@@ -3991,25 +3522,7 @@
             <w:sz w:val="20"/>
             <w:szCs w:val="20"/>
           </w:rPr>
-          <w:t>https://www.odoo</w:t>
-        </w:r>
-        <w:r>
-          <w:rPr>
-            <w:rStyle w:val="Hyperlink"/>
-            <w:rFonts w:ascii="Arial" w:hAnsi="Arial" w:cs="Arial"/>
-            <w:sz w:val="20"/>
-            <w:szCs w:val="20"/>
-          </w:rPr>
-          <w:t>.</w:t>
-        </w:r>
-        <w:r>
-          <w:rPr>
-            <w:rStyle w:val="Hyperlink"/>
-            <w:rFonts w:ascii="Arial" w:hAnsi="Arial" w:cs="Arial"/>
-            <w:sz w:val="20"/>
-            <w:szCs w:val="20"/>
-          </w:rPr>
-          <w:t>com/documentation/19.0/applications/inventory_and_mrp/inventory/product_management/product_tracking/expiration_dates.html</w:t>
+          <w:t>https://www.odoo.com/documentation/19.0/applications/inventory_and_mrp/inventory/product_management/product_tracking/expiration_dates.html</w:t>
         </w:r>
       </w:hyperlink>
       <w:r>
@@ -4018,15 +3531,7 @@
           <w:sz w:val="20"/>
           <w:szCs w:val="20"/>
         </w:rPr>
-        <w:t xml:space="preserve"> </w:t>
-      </w:r>
-      <w:r>
-        <w:rPr>
-          <w:rFonts w:ascii="Arial" w:hAnsi="Arial" w:cs="Arial"/>
-          <w:sz w:val="20"/>
-          <w:szCs w:val="20"/>
-        </w:rPr>
-        <w:t xml:space="preserve"> (Accessed: 29 March 2026).</w:t>
+        <w:t xml:space="preserve">  (Accessed: 29 March 2026).</w:t>
       </w:r>
     </w:p>
     <w:p>
@@ -4292,25 +3797,7 @@
             <w:sz w:val="20"/>
             <w:szCs w:val="20"/>
           </w:rPr>
-          <w:t>https://www.netsuite.com/portal/products/erp/warehouse-fulfillment/wms.</w:t>
-        </w:r>
-        <w:r>
-          <w:rPr>
-            <w:rStyle w:val="Hyperlink"/>
-            <w:rFonts w:ascii="Arial" w:hAnsi="Arial" w:cs="Arial"/>
-            <w:sz w:val="20"/>
-            <w:szCs w:val="20"/>
-          </w:rPr>
-          <w:t>s</w:t>
-        </w:r>
-        <w:r>
-          <w:rPr>
-            <w:rStyle w:val="Hyperlink"/>
-            <w:rFonts w:ascii="Arial" w:hAnsi="Arial" w:cs="Arial"/>
-            <w:sz w:val="20"/>
-            <w:szCs w:val="20"/>
-          </w:rPr>
-          <w:t>html</w:t>
+          <w:t>https://www.netsuite.com/portal/products/erp/warehouse-fulfillment/wms.shtml</w:t>
         </w:r>
       </w:hyperlink>
       <w:r>
@@ -4635,6 +4122,95 @@
     </w:lvl>
   </w:abstractNum>
   <w:abstractNum w:abstractNumId="1" w15:restartNumberingAfterBreak="0">
+    <w:nsid w:val="18B80967"/>
+    <w:multiLevelType w:val="multilevel"/>
+    <w:tmpl w:val="0809001F"/>
+    <w:lvl w:ilvl="0">
+      <w:start w:val="1"/>
+      <w:numFmt w:val="decimal"/>
+      <w:lvlText w:val="%1."/>
+      <w:lvlJc w:val="left"/>
+      <w:pPr>
+        <w:ind w:left="360" w:hanging="360"/>
+      </w:pPr>
+      <w:rPr>
+        <w:rFonts w:hint="default"/>
+      </w:rPr>
+    </w:lvl>
+    <w:lvl w:ilvl="1">
+      <w:start w:val="1"/>
+      <w:numFmt w:val="decimal"/>
+      <w:lvlText w:val="%1.%2."/>
+      <w:lvlJc w:val="left"/>
+      <w:pPr>
+        <w:ind w:left="792" w:hanging="432"/>
+      </w:pPr>
+    </w:lvl>
+    <w:lvl w:ilvl="2">
+      <w:start w:val="1"/>
+      <w:numFmt w:val="decimal"/>
+      <w:lvlText w:val="%1.%2.%3."/>
+      <w:lvlJc w:val="left"/>
+      <w:pPr>
+        <w:ind w:left="1224" w:hanging="504"/>
+      </w:pPr>
+    </w:lvl>
+    <w:lvl w:ilvl="3">
+      <w:start w:val="1"/>
+      <w:numFmt w:val="decimal"/>
+      <w:lvlText w:val="%1.%2.%3.%4."/>
+      <w:lvlJc w:val="left"/>
+      <w:pPr>
+        <w:ind w:left="1728" w:hanging="648"/>
+      </w:pPr>
+    </w:lvl>
+    <w:lvl w:ilvl="4">
+      <w:start w:val="1"/>
+      <w:numFmt w:val="decimal"/>
+      <w:lvlText w:val="%1.%2.%3.%4.%5."/>
+      <w:lvlJc w:val="left"/>
+      <w:pPr>
+        <w:ind w:left="2232" w:hanging="792"/>
+      </w:pPr>
+    </w:lvl>
+    <w:lvl w:ilvl="5">
+      <w:start w:val="1"/>
+      <w:numFmt w:val="decimal"/>
+      <w:lvlText w:val="%1.%2.%3.%4.%5.%6."/>
+      <w:lvlJc w:val="left"/>
+      <w:pPr>
+        <w:ind w:left="2736" w:hanging="936"/>
+      </w:pPr>
+    </w:lvl>
+    <w:lvl w:ilvl="6">
+      <w:start w:val="1"/>
+      <w:numFmt w:val="decimal"/>
+      <w:lvlText w:val="%1.%2.%3.%4.%5.%6.%7."/>
+      <w:lvlJc w:val="left"/>
+      <w:pPr>
+        <w:ind w:left="3240" w:hanging="1080"/>
+      </w:pPr>
+    </w:lvl>
+    <w:lvl w:ilvl="7">
+      <w:start w:val="1"/>
+      <w:numFmt w:val="decimal"/>
+      <w:lvlText w:val="%1.%2.%3.%4.%5.%6.%7.%8."/>
+      <w:lvlJc w:val="left"/>
+      <w:pPr>
+        <w:ind w:left="3744" w:hanging="1224"/>
+      </w:pPr>
+    </w:lvl>
+    <w:lvl w:ilvl="8">
+      <w:start w:val="1"/>
+      <w:numFmt w:val="decimal"/>
+      <w:lvlText w:val="%1.%2.%3.%4.%5.%6.%7.%8.%9."/>
+      <w:lvlJc w:val="left"/>
+      <w:pPr>
+        <w:ind w:left="4320" w:hanging="1440"/>
+      </w:pPr>
+    </w:lvl>
+  </w:abstractNum>
+  <w:abstractNum w:abstractNumId="2" w15:restartNumberingAfterBreak="0">
     <w:nsid w:val="1FA47C82"/>
     <w:multiLevelType w:val="multilevel"/>
     <w:tmpl w:val="D3A869C6"/>
@@ -4722,7 +4298,7 @@
       </w:pPr>
     </w:lvl>
   </w:abstractNum>
-  <w:abstractNum w:abstractNumId="2" w15:restartNumberingAfterBreak="0">
+  <w:abstractNum w:abstractNumId="3" w15:restartNumberingAfterBreak="0">
     <w:nsid w:val="21700C28"/>
     <w:multiLevelType w:val="multilevel"/>
     <w:tmpl w:val="1DD24D48"/>
@@ -4809,7 +4385,7 @@
       </w:pPr>
     </w:lvl>
   </w:abstractNum>
-  <w:abstractNum w:abstractNumId="3" w15:restartNumberingAfterBreak="0">
+  <w:abstractNum w:abstractNumId="4" w15:restartNumberingAfterBreak="0">
     <w:nsid w:val="4C0647F8"/>
     <w:multiLevelType w:val="hybridMultilevel"/>
     <w:tmpl w:val="910CDC74"/>
@@ -4922,18 +4498,106 @@
       </w:rPr>
     </w:lvl>
   </w:abstractNum>
+  <w:abstractNum w:abstractNumId="5" w15:restartNumberingAfterBreak="0">
+    <w:nsid w:val="70A241D8"/>
+    <w:multiLevelType w:val="hybridMultilevel"/>
+    <w:tmpl w:val="56EE6CC0"/>
+    <w:lvl w:ilvl="0" w:tplc="0809000F">
+      <w:start w:val="4"/>
+      <w:numFmt w:val="decimal"/>
+      <w:lvlText w:val="%1."/>
+      <w:lvlJc w:val="left"/>
+      <w:pPr>
+        <w:ind w:left="720" w:hanging="360"/>
+      </w:pPr>
+      <w:rPr>
+        <w:rFonts w:hint="default"/>
+      </w:rPr>
+    </w:lvl>
+    <w:lvl w:ilvl="1" w:tplc="08090019">
+      <w:start w:val="1"/>
+      <w:numFmt w:val="lowerLetter"/>
+      <w:lvlText w:val="%2."/>
+      <w:lvlJc w:val="left"/>
+      <w:pPr>
+        <w:ind w:left="1440" w:hanging="360"/>
+      </w:pPr>
+    </w:lvl>
+    <w:lvl w:ilvl="2" w:tplc="0809001B" w:tentative="1">
+      <w:start w:val="1"/>
+      <w:numFmt w:val="lowerRoman"/>
+      <w:lvlText w:val="%3."/>
+      <w:lvlJc w:val="right"/>
+      <w:pPr>
+        <w:ind w:left="2160" w:hanging="180"/>
+      </w:pPr>
+    </w:lvl>
+    <w:lvl w:ilvl="3" w:tplc="0809000F" w:tentative="1">
+      <w:start w:val="1"/>
+      <w:numFmt w:val="decimal"/>
+      <w:lvlText w:val="%4."/>
+      <w:lvlJc w:val="left"/>
+      <w:pPr>
+        <w:ind w:left="2880" w:hanging="360"/>
+      </w:pPr>
+    </w:lvl>
+    <w:lvl w:ilvl="4" w:tplc="08090019" w:tentative="1">
+      <w:start w:val="1"/>
+      <w:numFmt w:val="lowerLetter"/>
+      <w:lvlText w:val="%5."/>
+      <w:lvlJc w:val="left"/>
+      <w:pPr>
+        <w:ind w:left="3600" w:hanging="360"/>
+      </w:pPr>
+    </w:lvl>
+    <w:lvl w:ilvl="5" w:tplc="0809001B" w:tentative="1">
+      <w:start w:val="1"/>
+      <w:numFmt w:val="lowerRoman"/>
+      <w:lvlText w:val="%6."/>
+      <w:lvlJc w:val="right"/>
+      <w:pPr>
+        <w:ind w:left="4320" w:hanging="180"/>
+      </w:pPr>
+    </w:lvl>
+    <w:lvl w:ilvl="6" w:tplc="0809000F" w:tentative="1">
+      <w:start w:val="1"/>
+      <w:numFmt w:val="decimal"/>
+      <w:lvlText w:val="%7."/>
+      <w:lvlJc w:val="left"/>
+      <w:pPr>
+        <w:ind w:left="5040" w:hanging="360"/>
+      </w:pPr>
+    </w:lvl>
+    <w:lvl w:ilvl="7" w:tplc="08090019" w:tentative="1">
+      <w:start w:val="1"/>
+      <w:numFmt w:val="lowerLetter"/>
+      <w:lvlText w:val="%8."/>
+      <w:lvlJc w:val="left"/>
+      <w:pPr>
+        <w:ind w:left="5760" w:hanging="360"/>
+      </w:pPr>
+    </w:lvl>
+    <w:lvl w:ilvl="8" w:tplc="0809001B" w:tentative="1">
+      <w:start w:val="1"/>
+      <w:numFmt w:val="lowerRoman"/>
+      <w:lvlText w:val="%9."/>
+      <w:lvlJc w:val="right"/>
+      <w:pPr>
+        <w:ind w:left="6480" w:hanging="180"/>
+      </w:pPr>
+    </w:lvl>
+  </w:abstractNum>
   <w:num w:numId="1">
-    <w:abstractNumId w:val="1"/>
+    <w:abstractNumId w:val="2"/>
   </w:num>
   <w:num w:numId="2">
-    <w:abstractNumId w:val="2"/>
+    <w:abstractNumId w:val="3"/>
   </w:num>
   <w:num w:numId="3">
-    <w:abstractNumId w:val="2"/>
-    <w:lvlOverride w:ilvl="0"/>
+    <w:abstractNumId w:val="3"/>
   </w:num>
   <w:num w:numId="4">
-    <w:abstractNumId w:val="1"/>
+    <w:abstractNumId w:val="2"/>
     <w:lvlOverride w:ilvl="0">
       <w:startOverride w:val="1"/>
     </w:lvlOverride>
@@ -4942,7 +4606,13 @@
     <w:abstractNumId w:val="0"/>
   </w:num>
   <w:num w:numId="6">
-    <w:abstractNumId w:val="3"/>
+    <w:abstractNumId w:val="4"/>
+  </w:num>
+  <w:num w:numId="7">
+    <w:abstractNumId w:val="1"/>
+  </w:num>
+  <w:num w:numId="8">
+    <w:abstractNumId w:val="5"/>
   </w:num>
 </w:numbering>
 </file>
